--- a/samples/demo_standard.docx
+++ b/samples/demo_standard.docx
@@ -53,7 +53,7 @@
           </w:tcPr>
           <w:p>
             <w:r>
-              <w:t>Internal stakeholders (Product, Engineering, Sales teams and senior management)</w:t>
+              <w:t>Product team, engineering, sales leadership, and stakeholders</w:t>
             </w:r>
           </w:p>
         </w:tc>
@@ -134,7 +134,7 @@
           </w:tcPr>
           <w:p>
             <w:r>
-              <w:t>a281a1ca96</w:t>
+              <w:t>c601bf89dc</w:t>
             </w:r>
           </w:p>
         </w:tc>
@@ -151,15 +151,7 @@
     </w:p>
     <w:p>
       <w:r>
-        <w:t>Meeting Title: Q3 Product Review</w:t>
-        <w:br/>
-        <w:t>Date: 15 October 2026</w:t>
-        <w:br/>
-        <w:t>Time: 10:00 AM – 11:30 AM (to be confirmed)</w:t>
-        <w:br/>
-        <w:t>Location: Company conference room A or virtual link (to be confirmed)</w:t>
-        <w:br/>
-        <w:t>Minutes Taker: Priya (to be confirmed)</w:t>
+        <w:t>Q3 Product Review Meeting Minutes – 15 October 2026 (assumed 10:00 AM – 11:30 AM). The meeting was conducted via Zoom (assumption) and minutes were taken by Priya (Product Manager) (assumption). All listed details are pending confirmation by the requester.</w:t>
       </w:r>
     </w:p>
     <w:p>
@@ -196,6 +188,14 @@
     </w:p>
     <w:p>
       <w:pPr>
+        <w:pStyle w:val="ListBullet"/>
+      </w:pPr>
+      <w:r>
+        <w:t>No other participants are assumed (to be confirmed)</w:t>
+      </w:r>
+    </w:p>
+    <w:p>
+      <w:pPr>
         <w:pStyle w:val="Heading1"/>
       </w:pPr>
       <w:r>
@@ -207,7 +207,15 @@
         <w:pStyle w:val="ListNumber"/>
       </w:pPr>
       <w:r>
-        <w:t>Review product launch timeline</w:t>
+        <w:t>Product status update</w:t>
+      </w:r>
+    </w:p>
+    <w:p>
+      <w:pPr>
+        <w:pStyle w:val="ListNumber"/>
+      </w:pPr>
+      <w:r>
+        <w:t>Launch timeline discussion</w:t>
       </w:r>
     </w:p>
     <w:p>
@@ -223,47 +231,7 @@
         <w:pStyle w:val="ListNumber"/>
       </w:pPr>
       <w:r>
-        <w:t>Payments API status</w:t>
-      </w:r>
-    </w:p>
-    <w:p>
-      <w:pPr>
-        <w:pStyle w:val="ListNumber"/>
-      </w:pPr>
-      <w:r>
-        <w:t>Any other business</w:t>
-      </w:r>
-    </w:p>
-    <w:p>
-      <w:pPr>
-        <w:pStyle w:val="Heading1"/>
-      </w:pPr>
-      <w:r>
-        <w:t>Discussion Summary</w:t>
-      </w:r>
-    </w:p>
-    <w:p>
-      <w:pPr>
-        <w:pStyle w:val="ListBullet"/>
-      </w:pPr>
-      <w:r>
-        <w:t>Product launch timeline: Reviewed market readiness and marketing campaign alignment; concluded that launching the mobile app on 15 November 2026 maximises Q4 sales momentum and allows final QA completion.</w:t>
-      </w:r>
-    </w:p>
-    <w:p>
-      <w:pPr>
-        <w:pStyle w:val="ListBullet"/>
-      </w:pPr>
-      <w:r>
-        <w:t>Analytics dashboard roadmap: Discussed resource constraints and priority shift to mobile launch; decided to postpone the analytics dashboard rollout to Q1 2027 to allocate engineering capacity to payments integration.</w:t>
-      </w:r>
-    </w:p>
-    <w:p>
-      <w:pPr>
-        <w:pStyle w:val="ListBullet"/>
-      </w:pPr>
-      <w:r>
-        <w:t>Payments API status: Arjun reported 80% completion of core payment flows; identified remaining tasks around fraud detection and compliance testing, setting a firm deadline of 30 October 2026 for finalisation.</w:t>
+        <w:t>Next steps and action items</w:t>
       </w:r>
     </w:p>
     <w:p>
@@ -275,19 +243,8 @@
       </w:r>
     </w:p>
     <w:p>
-      <w:pPr>
-        <w:pStyle w:val="ListBullet"/>
-      </w:pPr>
       <w:r>
-        <w:t>Launch mobile app on 15 Nov 2026.</w:t>
-      </w:r>
-    </w:p>
-    <w:p>
-      <w:pPr>
-        <w:pStyle w:val="ListBullet"/>
-      </w:pPr>
-      <w:r>
-        <w:t>Move analytics dashboard to Q1 2027.</w:t>
+        <w:t>The meeting concluded with two definitive product roadmap decisions. Decision 1: The mobile application will be launched on 15 Nov 2026, aligning with the Q3 release schedule and coordinated by the Product Management team. Decision 2: The analytics dashboard rollout is deferred to Q1 2027, allowing additional development time and integration of the upcoming payments API. Both decisions are recorded in the key decisions list and will guide subsequent planning and resource allocation.</w:t>
       </w:r>
     </w:p>
     <w:p>
@@ -298,183 +255,22 @@
         <w:t>Action Items</w:t>
       </w:r>
     </w:p>
-    <w:tbl>
-      <w:tblPr>
-        <w:tblStyle w:val="TableGrid"/>
-        <w:tblW w:type="auto" w:w="0"/>
-        <w:jc w:val="center"/>
-        <w:tblLook w:firstColumn="1" w:firstRow="1" w:lastColumn="0" w:lastRow="0" w:noHBand="0" w:noVBand="1" w:val="04A0"/>
-      </w:tblPr>
-      <w:tblGrid>
-        <w:gridCol w:w="2160"/>
-        <w:gridCol w:w="2160"/>
-        <w:gridCol w:w="2160"/>
-        <w:gridCol w:w="2160"/>
-      </w:tblGrid>
-      <w:tr>
-        <w:tc>
-          <w:tcPr>
-            <w:tcW w:type="dxa" w:w="2160"/>
-            <w:shd w:val="clear" w:color="auto" w:fill="1F3A5F"/>
-          </w:tcPr>
-          <w:p>
-            <w:r/>
-            <w:r>
-              <w:rPr>
-                <w:b/>
-                <w:color w:val="FFFFFF"/>
-              </w:rPr>
-              <w:t>Action Item</w:t>
-            </w:r>
-          </w:p>
-        </w:tc>
-        <w:tc>
-          <w:tcPr>
-            <w:tcW w:type="dxa" w:w="2160"/>
-            <w:shd w:val="clear" w:color="auto" w:fill="1F3A5F"/>
-          </w:tcPr>
-          <w:p>
-            <w:r/>
-            <w:r>
-              <w:rPr>
-                <w:b/>
-                <w:color w:val="FFFFFF"/>
-              </w:rPr>
-              <w:t>Owner</w:t>
-            </w:r>
-          </w:p>
-        </w:tc>
-        <w:tc>
-          <w:tcPr>
-            <w:tcW w:type="dxa" w:w="2160"/>
-            <w:shd w:val="clear" w:color="auto" w:fill="1F3A5F"/>
-          </w:tcPr>
-          <w:p>
-            <w:r/>
-            <w:r>
-              <w:rPr>
-                <w:b/>
-                <w:color w:val="FFFFFF"/>
-              </w:rPr>
-              <w:t>Due Date</w:t>
-            </w:r>
-          </w:p>
-        </w:tc>
-        <w:tc>
-          <w:tcPr>
-            <w:tcW w:type="dxa" w:w="2160"/>
-            <w:shd w:val="clear" w:color="auto" w:fill="1F3A5F"/>
-          </w:tcPr>
-          <w:p>
-            <w:r/>
-            <w:r>
-              <w:rPr>
-                <w:b/>
-                <w:color w:val="FFFFFF"/>
-              </w:rPr>
-              <w:t>Status</w:t>
-            </w:r>
-          </w:p>
-        </w:tc>
-      </w:tr>
-      <w:tr>
-        <w:tc>
-          <w:tcPr>
-            <w:tcW w:type="dxa" w:w="2160"/>
-          </w:tcPr>
-          <w:p>
-            <w:r/>
-            <w:r>
-              <w:t>Finalise payments API</w:t>
-            </w:r>
-          </w:p>
-        </w:tc>
-        <w:tc>
-          <w:tcPr>
-            <w:tcW w:type="dxa" w:w="2160"/>
-          </w:tcPr>
-          <w:p>
-            <w:r/>
-            <w:r>
-              <w:t>Arjun</w:t>
-            </w:r>
-          </w:p>
-        </w:tc>
-        <w:tc>
-          <w:tcPr>
-            <w:tcW w:type="dxa" w:w="2160"/>
-          </w:tcPr>
-          <w:p>
-            <w:r/>
-            <w:r>
-              <w:t>30 Oct 2026</w:t>
-            </w:r>
-          </w:p>
-        </w:tc>
-        <w:tc>
-          <w:tcPr>
-            <w:tcW w:type="dxa" w:w="2160"/>
-          </w:tcPr>
-          <w:p>
-            <w:r/>
-            <w:r>
-              <w:t>Pending</w:t>
-            </w:r>
-          </w:p>
-        </w:tc>
-      </w:tr>
-      <w:tr>
-        <w:tc>
-          <w:tcPr>
-            <w:tcW w:type="dxa" w:w="2160"/>
-            <w:shd w:val="clear" w:color="auto" w:fill="EEF2F7"/>
-          </w:tcPr>
-          <w:p>
-            <w:r/>
-            <w:r>
-              <w:t>Brief top 10 clients</w:t>
-            </w:r>
-          </w:p>
-        </w:tc>
-        <w:tc>
-          <w:tcPr>
-            <w:tcW w:type="dxa" w:w="2160"/>
-            <w:shd w:val="clear" w:color="auto" w:fill="EEF2F7"/>
-          </w:tcPr>
-          <w:p>
-            <w:r/>
-            <w:r>
-              <w:t>Neha</w:t>
-            </w:r>
-          </w:p>
-        </w:tc>
-        <w:tc>
-          <w:tcPr>
-            <w:tcW w:type="dxa" w:w="2160"/>
-            <w:shd w:val="clear" w:color="auto" w:fill="EEF2F7"/>
-          </w:tcPr>
-          <w:p>
-            <w:r/>
-            <w:r>
-              <w:t>5 Nov 2026</w:t>
-            </w:r>
-          </w:p>
-        </w:tc>
-        <w:tc>
-          <w:tcPr>
-            <w:tcW w:type="dxa" w:w="2160"/>
-            <w:shd w:val="clear" w:color="auto" w:fill="EEF2F7"/>
-          </w:tcPr>
-          <w:p>
-            <w:r/>
-            <w:r>
-              <w:t>Pending</w:t>
-            </w:r>
-          </w:p>
-        </w:tc>
-      </w:tr>
-    </w:tbl>
-    <w:p/>
+    <w:p>
+      <w:pPr>
+        <w:pStyle w:val="ListBullet"/>
+      </w:pPr>
+      <w:r>
+        <w:t>Arjun (Engineering Lead) – finalise payments API – due 30 Oct 2026</w:t>
+      </w:r>
+    </w:p>
+    <w:p>
+      <w:pPr>
+        <w:pStyle w:val="ListBullet"/>
+      </w:pPr>
+      <w:r>
+        <w:t>Neha (Sales Head) – brief top 10 clients on launch – due 5 Nov 2026</w:t>
+      </w:r>
+    </w:p>
     <w:p>
       <w:pPr>
         <w:pStyle w:val="Heading1"/>
@@ -552,7 +348,7 @@
           <w:p>
             <w:r/>
             <w:r>
-              <w:t>Meeting time: 10:00 AM – 11:30 AM (to be confirmed by requester)</w:t>
+              <w:t>Meeting held from 10:00 AM to 11:30 AM (to be confirmed by requester)</w:t>
             </w:r>
           </w:p>
         </w:tc>
@@ -578,7 +374,7 @@
           <w:p>
             <w:r/>
             <w:r>
-              <w:t>Location: Company conference room A (or virtual link if remote) – to be confirmed by requester</w:t>
+              <w:t>Meeting conducted via Zoom (to be confirmed by requester)</w:t>
             </w:r>
           </w:p>
         </w:tc>
@@ -602,7 +398,7 @@
           <w:p>
             <w:r/>
             <w:r>
-              <w:t>Minutes taker: Priya – to be confirmed by requester</w:t>
+              <w:t>Minutes taken by Priya (to be confirmed by requester)</w:t>
             </w:r>
           </w:p>
         </w:tc>
@@ -628,7 +424,31 @@
           <w:p>
             <w:r/>
             <w:r>
-              <w:t>Agenda included: product launch timeline, analytics dashboard roadmap, payments API status – assumed based on decisions</w:t>
+              <w:t>No other participants beyond the three listed attended (to be confirmed by requester)</w:t>
+            </w:r>
+          </w:p>
+        </w:tc>
+      </w:tr>
+      <w:tr>
+        <w:tc>
+          <w:tcPr>
+            <w:tcW w:type="dxa" w:w="4320"/>
+          </w:tcPr>
+          <w:p>
+            <w:r/>
+            <w:r>
+              <w:t>5</w:t>
+            </w:r>
+          </w:p>
+        </w:tc>
+        <w:tc>
+          <w:tcPr>
+            <w:tcW w:type="dxa" w:w="4320"/>
+          </w:tcPr>
+          <w:p>
+            <w:r/>
+            <w:r>
+              <w:t>Agenda included product status, launch timeline, analytics roadmap, and next steps (to be confirmed by requester)</w:t>
             </w:r>
           </w:p>
         </w:tc>
@@ -645,15 +465,7 @@
         <w:pStyle w:val="ListNumber"/>
       </w:pPr>
       <w:r>
-        <w:t>Please confirm: Meeting start time</w:t>
-      </w:r>
-    </w:p>
-    <w:p>
-      <w:pPr>
-        <w:pStyle w:val="ListNumber"/>
-      </w:pPr>
-      <w:r>
-        <w:t>Please confirm: Meeting end time</w:t>
+        <w:t>Please confirm: Meeting start and end time</w:t>
       </w:r>
     </w:p>
     <w:p>
@@ -669,7 +481,15 @@
         <w:pStyle w:val="ListNumber"/>
       </w:pPr>
       <w:r>
-        <w:t>Please confirm: Name of the person who took the minutes</w:t>
+        <w:t>Please confirm: Name of the person who recorded the minutes</w:t>
+      </w:r>
+    </w:p>
+    <w:p>
+      <w:pPr>
+        <w:pStyle w:val="ListNumber"/>
+      </w:pPr>
+      <w:r>
+        <w:t>Please confirm: Any additional participants or observers</w:t>
       </w:r>
     </w:p>
     <w:p>
@@ -690,7 +510,7 @@
     </w:p>
     <w:p>
       <w:r>
-        <w:t>The Q3 Product Review meeting held on 15 October 2026 documented critical product timelines, resource allocations, and follow‑up responsibilities to align Product, Engineering, and Sales teams. Key discussions confirmed the mobile app launch for 15 November 2026 and the postponement of the analytics dashboard to Q1 2027, while reviewing the payments API progress. Action items were assigned to ensure the launch proceeds on schedule and stakeholders are informed. The next step is to finalize pending confirmations (meeting time, location, minutes taker, and agenda) and monitor the pending deliverables against their due dates.</w:t>
+        <w:t>The Q3 Product Review meeting documented the current product status, confirmed the launch schedule, and identified next steps to ensure cross‑functional alignment. Key decisions include launching the mobile app on 15 Nov 2026 and postponing the analytics dashboard to Q1 2027, with associated action items assigned to engineering and sales leads.</w:t>
       </w:r>
     </w:p>
     <w:p>
@@ -698,7 +518,7 @@
         <w:pStyle w:val="ListBullet"/>
       </w:pPr>
       <w:r>
-        <w:t>Decision: Launch mobile app on 15 Nov 2026</w:t>
+        <w:t>Decision 1: Mobile app launch set for 15 Nov 2026</w:t>
       </w:r>
     </w:p>
     <w:p>
@@ -706,7 +526,7 @@
         <w:pStyle w:val="ListBullet"/>
       </w:pPr>
       <w:r>
-        <w:t>Decision: Move analytics dashboard rollout to Q1 2027</w:t>
+        <w:t>Decision 2: Analytics dashboard rollout moved to Q1 2027</w:t>
       </w:r>
     </w:p>
     <w:p>
@@ -714,7 +534,7 @@
         <w:pStyle w:val="ListBullet"/>
       </w:pPr>
       <w:r>
-        <w:t>Action: Arjun to finalise payments API by 30 Oct 2026</w:t>
+        <w:t>Action Item 1: Arjun to finalise payments API by 30 Oct 2026</w:t>
       </w:r>
     </w:p>
     <w:p>
@@ -722,15 +542,7 @@
         <w:pStyle w:val="ListBullet"/>
       </w:pPr>
       <w:r>
-        <w:t>Action: Neha to brief top 10 clients by 5 Nov 2026</w:t>
-      </w:r>
-    </w:p>
-    <w:p>
-      <w:pPr>
-        <w:pStyle w:val="ListBullet"/>
-      </w:pPr>
-      <w:r>
-        <w:t>Next step: Confirm meeting logistics and agenda assumptions before finalising minutes</w:t>
+        <w:t>Action Item 2: Neha to brief top 10 clients on launch by 5 Nov 2026</w:t>
       </w:r>
     </w:p>
     <w:sectPr>

--- a/samples/demo_standard.docx
+++ b/samples/demo_standard.docx
@@ -53,7 +53,7 @@
           </w:tcPr>
           <w:p>
             <w:r>
-              <w:t>Product team, engineering, sales leadership, and stakeholders</w:t>
+              <w:t>Internal stakeholders (Product, Engineering, Sales teams and leadership)</w:t>
             </w:r>
           </w:p>
         </w:tc>
@@ -80,7 +80,7 @@
           </w:tcPr>
           <w:p>
             <w:r>
-              <w:t>22 October 2026</w:t>
+              <w:t>23 October 2026</w:t>
             </w:r>
           </w:p>
         </w:tc>
@@ -134,7 +134,7 @@
           </w:tcPr>
           <w:p>
             <w:r>
-              <w:t>c601bf89dc</w:t>
+              <w:t>368c821725</w:t>
             </w:r>
           </w:p>
         </w:tc>
@@ -146,12 +146,67 @@
         <w:pStyle w:val="Heading1"/>
       </w:pPr>
       <w:r>
+        <w:t>Executive Summary</w:t>
+      </w:r>
+    </w:p>
+    <w:p>
+      <w:r>
+        <w:t>The Q3 Product Review meeting held on 15 October 2026 aligned product, engineering, and sales teams on two critical decisions: the mobile app will launch on 15 November 2026 and the analytics dashboard rollout is deferred to Q1 2027. Corresponding action items were assigned to ensure timely delivery, with clear owners and deadlines.</w:t>
+      </w:r>
+    </w:p>
+    <w:p>
+      <w:pPr>
+        <w:pStyle w:val="ListBullet"/>
+      </w:pPr>
+      <w:r>
+        <w:t>Decision 1: Launch mobile app on 15 Nov 2026 – owner Priya (Product Manager)</w:t>
+      </w:r>
+    </w:p>
+    <w:p>
+      <w:pPr>
+        <w:pStyle w:val="ListBullet"/>
+      </w:pPr>
+      <w:r>
+        <w:t>Decision 2: Move analytics dashboard to Q1 2027 – owner Priya (Product Manager)</w:t>
+      </w:r>
+    </w:p>
+    <w:p>
+      <w:pPr>
+        <w:pStyle w:val="ListBullet"/>
+      </w:pPr>
+      <w:r>
+        <w:t>Action Item A: Arjun to finalise payments API by 30 Oct 2026 – owner Arjun (Engineering Lead)</w:t>
+      </w:r>
+    </w:p>
+    <w:p>
+      <w:pPr>
+        <w:pStyle w:val="ListBullet"/>
+      </w:pPr>
+      <w:r>
+        <w:t>Action Item B: Neha to brief top 10 clients on launch by 5 Nov 2026 – owner Neha (Sales Head)</w:t>
+      </w:r>
+    </w:p>
+    <w:p>
+      <w:pPr>
+        <w:pStyle w:val="Heading1"/>
+      </w:pPr>
+      <w:r>
         <w:t>Header</w:t>
       </w:r>
     </w:p>
     <w:p>
       <w:r>
-        <w:t>Q3 Product Review Meeting Minutes – 15 October 2026 (assumed 10:00 AM – 11:30 AM). The meeting was conducted via Zoom (assumption) and minutes were taken by Priya (Product Manager) (assumption). All listed details are pending confirmation by the requester.</w:t>
+        <w:t>Title: Q3 Product Review Meeting Minutes</w:t>
+        <w:br/>
+        <w:t>Date: 15 Oct 2026</w:t>
+        <w:br/>
+        <w:t>Start Time: [TBD]</w:t>
+        <w:br/>
+        <w:t>End Time: [TBD]</w:t>
+        <w:br/>
+        <w:t>Location/Platform: [TBD]</w:t>
+        <w:br/>
+        <w:t>Minutes prepared by: [TBD]</w:t>
       </w:r>
     </w:p>
     <w:p>
@@ -188,18 +243,10 @@
     </w:p>
     <w:p>
       <w:pPr>
-        <w:pStyle w:val="ListBullet"/>
-      </w:pPr>
-      <w:r>
-        <w:t>No other participants are assumed (to be confirmed)</w:t>
-      </w:r>
-    </w:p>
-    <w:p>
-      <w:pPr>
         <w:pStyle w:val="Heading1"/>
       </w:pPr>
       <w:r>
-        <w:t>Agenda</w:t>
+        <w:t>Decisions</w:t>
       </w:r>
     </w:p>
     <w:p>
@@ -207,7 +254,7 @@
         <w:pStyle w:val="ListNumber"/>
       </w:pPr>
       <w:r>
-        <w:t>Product status update</w:t>
+        <w:t>Launch the mobile app on 15 November 2026 (owner: Priya, Product Manager).</w:t>
       </w:r>
     </w:p>
     <w:p>
@@ -215,36 +262,7 @@
         <w:pStyle w:val="ListNumber"/>
       </w:pPr>
       <w:r>
-        <w:t>Launch timeline discussion</w:t>
-      </w:r>
-    </w:p>
-    <w:p>
-      <w:pPr>
-        <w:pStyle w:val="ListNumber"/>
-      </w:pPr>
-      <w:r>
-        <w:t>Analytics dashboard roadmap</w:t>
-      </w:r>
-    </w:p>
-    <w:p>
-      <w:pPr>
-        <w:pStyle w:val="ListNumber"/>
-      </w:pPr>
-      <w:r>
-        <w:t>Next steps and action items</w:t>
-      </w:r>
-    </w:p>
-    <w:p>
-      <w:pPr>
-        <w:pStyle w:val="Heading1"/>
-      </w:pPr>
-      <w:r>
-        <w:t>Decisions</w:t>
-      </w:r>
-    </w:p>
-    <w:p>
-      <w:r>
-        <w:t>The meeting concluded with two definitive product roadmap decisions. Decision 1: The mobile application will be launched on 15 Nov 2026, aligning with the Q3 release schedule and coordinated by the Product Management team. Decision 2: The analytics dashboard rollout is deferred to Q1 2027, allowing additional development time and integration of the upcoming payments API. Both decisions are recorded in the key decisions list and will guide subsequent planning and resource allocation.</w:t>
+        <w:t>Move the analytics dashboard to Q1 2027 (owner: Priya, Product Manager).</w:t>
       </w:r>
     </w:p>
     <w:p>
@@ -255,28 +273,189 @@
         <w:t>Action Items</w:t>
       </w:r>
     </w:p>
-    <w:p>
-      <w:pPr>
-        <w:pStyle w:val="ListBullet"/>
-      </w:pPr>
-      <w:r>
-        <w:t>Arjun (Engineering Lead) – finalise payments API – due 30 Oct 2026</w:t>
-      </w:r>
-    </w:p>
-    <w:p>
-      <w:pPr>
-        <w:pStyle w:val="ListBullet"/>
-      </w:pPr>
-      <w:r>
-        <w:t>Neha (Sales Head) – brief top 10 clients on launch – due 5 Nov 2026</w:t>
-      </w:r>
-    </w:p>
+    <w:tbl>
+      <w:tblPr>
+        <w:tblStyle w:val="TableGrid"/>
+        <w:tblW w:type="auto" w:w="0"/>
+        <w:jc w:val="center"/>
+        <w:tblLook w:firstColumn="1" w:firstRow="1" w:lastColumn="0" w:lastRow="0" w:noHBand="0" w:noVBand="1" w:val="04A0"/>
+      </w:tblPr>
+      <w:tblGrid>
+        <w:gridCol w:w="2160"/>
+        <w:gridCol w:w="2160"/>
+        <w:gridCol w:w="2160"/>
+        <w:gridCol w:w="2160"/>
+      </w:tblGrid>
+      <w:tr>
+        <w:tc>
+          <w:tcPr>
+            <w:tcW w:type="dxa" w:w="2160"/>
+            <w:shd w:val="clear" w:color="auto" w:fill="1F3A5F"/>
+          </w:tcPr>
+          <w:p>
+            <w:r/>
+            <w:r>
+              <w:rPr>
+                <w:b/>
+                <w:color w:val="FFFFFF"/>
+              </w:rPr>
+              <w:t>Action Item</w:t>
+            </w:r>
+          </w:p>
+        </w:tc>
+        <w:tc>
+          <w:tcPr>
+            <w:tcW w:type="dxa" w:w="2160"/>
+            <w:shd w:val="clear" w:color="auto" w:fill="1F3A5F"/>
+          </w:tcPr>
+          <w:p>
+            <w:r/>
+            <w:r>
+              <w:rPr>
+                <w:b/>
+                <w:color w:val="FFFFFF"/>
+              </w:rPr>
+              <w:t>Owner</w:t>
+            </w:r>
+          </w:p>
+        </w:tc>
+        <w:tc>
+          <w:tcPr>
+            <w:tcW w:type="dxa" w:w="2160"/>
+            <w:shd w:val="clear" w:color="auto" w:fill="1F3A5F"/>
+          </w:tcPr>
+          <w:p>
+            <w:r/>
+            <w:r>
+              <w:rPr>
+                <w:b/>
+                <w:color w:val="FFFFFF"/>
+              </w:rPr>
+              <w:t>Due Date</w:t>
+            </w:r>
+          </w:p>
+        </w:tc>
+        <w:tc>
+          <w:tcPr>
+            <w:tcW w:type="dxa" w:w="2160"/>
+            <w:shd w:val="clear" w:color="auto" w:fill="1F3A5F"/>
+          </w:tcPr>
+          <w:p>
+            <w:r/>
+            <w:r>
+              <w:rPr>
+                <w:b/>
+                <w:color w:val="FFFFFF"/>
+              </w:rPr>
+              <w:t>Status</w:t>
+            </w:r>
+          </w:p>
+        </w:tc>
+      </w:tr>
+      <w:tr>
+        <w:tc>
+          <w:tcPr>
+            <w:tcW w:type="dxa" w:w="2160"/>
+          </w:tcPr>
+          <w:p>
+            <w:r/>
+            <w:r>
+              <w:t>Finalize the payments API</w:t>
+            </w:r>
+          </w:p>
+        </w:tc>
+        <w:tc>
+          <w:tcPr>
+            <w:tcW w:type="dxa" w:w="2160"/>
+          </w:tcPr>
+          <w:p>
+            <w:r/>
+            <w:r>
+              <w:t>Arjun (Engineering Lead)</w:t>
+            </w:r>
+          </w:p>
+        </w:tc>
+        <w:tc>
+          <w:tcPr>
+            <w:tcW w:type="dxa" w:w="2160"/>
+          </w:tcPr>
+          <w:p>
+            <w:r/>
+            <w:r>
+              <w:t>30 October 2026</w:t>
+            </w:r>
+          </w:p>
+        </w:tc>
+        <w:tc>
+          <w:tcPr>
+            <w:tcW w:type="dxa" w:w="2160"/>
+          </w:tcPr>
+          <w:p>
+            <w:r/>
+            <w:r>
+              <w:t>Open</w:t>
+            </w:r>
+          </w:p>
+        </w:tc>
+      </w:tr>
+      <w:tr>
+        <w:tc>
+          <w:tcPr>
+            <w:tcW w:type="dxa" w:w="2160"/>
+            <w:shd w:val="clear" w:color="auto" w:fill="EEF2F7"/>
+          </w:tcPr>
+          <w:p>
+            <w:r/>
+            <w:r>
+              <w:t>Brief top 10 clients on the launch</w:t>
+            </w:r>
+          </w:p>
+        </w:tc>
+        <w:tc>
+          <w:tcPr>
+            <w:tcW w:type="dxa" w:w="2160"/>
+            <w:shd w:val="clear" w:color="auto" w:fill="EEF2F7"/>
+          </w:tcPr>
+          <w:p>
+            <w:r/>
+            <w:r>
+              <w:t>Neha (Sales Head)</w:t>
+            </w:r>
+          </w:p>
+        </w:tc>
+        <w:tc>
+          <w:tcPr>
+            <w:tcW w:type="dxa" w:w="2160"/>
+            <w:shd w:val="clear" w:color="auto" w:fill="EEF2F7"/>
+          </w:tcPr>
+          <w:p>
+            <w:r/>
+            <w:r>
+              <w:t>5 November 2026</w:t>
+            </w:r>
+          </w:p>
+        </w:tc>
+        <w:tc>
+          <w:tcPr>
+            <w:tcW w:type="dxa" w:w="2160"/>
+            <w:shd w:val="clear" w:color="auto" w:fill="EEF2F7"/>
+          </w:tcPr>
+          <w:p>
+            <w:r/>
+            <w:r>
+              <w:t>Open</w:t>
+            </w:r>
+          </w:p>
+        </w:tc>
+      </w:tr>
+    </w:tbl>
+    <w:p/>
     <w:p>
       <w:pPr>
         <w:pStyle w:val="Heading1"/>
       </w:pPr>
       <w:r>
-        <w:t>Assumptions &amp; Open Questions</w:t>
+        <w:t>Assumptions &amp; Open Items</w:t>
       </w:r>
     </w:p>
     <w:p>
@@ -348,7 +527,7 @@
           <w:p>
             <w:r/>
             <w:r>
-              <w:t>Meeting held from 10:00 AM to 11:30 AM (to be confirmed by requester)</w:t>
+              <w:t>Meeting start time to be confirmed by the requester</w:t>
             </w:r>
           </w:p>
         </w:tc>
@@ -374,7 +553,7 @@
           <w:p>
             <w:r/>
             <w:r>
-              <w:t>Meeting conducted via Zoom (to be confirmed by requester)</w:t>
+              <w:t>Meeting end time to be confirmed by the requester</w:t>
             </w:r>
           </w:p>
         </w:tc>
@@ -398,7 +577,7 @@
           <w:p>
             <w:r/>
             <w:r>
-              <w:t>Minutes taken by Priya (to be confirmed by requester)</w:t>
+              <w:t>Meeting location/platform to be confirmed by the requester</w:t>
             </w:r>
           </w:p>
         </w:tc>
@@ -424,7 +603,7 @@
           <w:p>
             <w:r/>
             <w:r>
-              <w:t>No other participants beyond the three listed attended (to be confirmed by requester)</w:t>
+              <w:t>Minute‑taker name to be confirmed by the requester</w:t>
             </w:r>
           </w:p>
         </w:tc>
@@ -448,7 +627,7 @@
           <w:p>
             <w:r/>
             <w:r>
-              <w:t>Agenda included product status, launch timeline, analytics roadmap, and next steps (to be confirmed by requester)</w:t>
+              <w:t>Agenda items to be confirmed by the requester</w:t>
             </w:r>
           </w:p>
         </w:tc>
@@ -465,7 +644,15 @@
         <w:pStyle w:val="ListNumber"/>
       </w:pPr>
       <w:r>
-        <w:t>Please confirm: Meeting start and end time</w:t>
+        <w:t>Please confirm: Meeting start time</w:t>
+      </w:r>
+    </w:p>
+    <w:p>
+      <w:pPr>
+        <w:pStyle w:val="ListNumber"/>
+      </w:pPr>
+      <w:r>
+        <w:t>Please confirm: Meeting end time</w:t>
       </w:r>
     </w:p>
     <w:p>
@@ -481,7 +668,7 @@
         <w:pStyle w:val="ListNumber"/>
       </w:pPr>
       <w:r>
-        <w:t>Please confirm: Name of the person who recorded the minutes</w:t>
+        <w:t>Please confirm: Name of person who took the minutes</w:t>
       </w:r>
     </w:p>
     <w:p>
@@ -489,60 +676,7 @@
         <w:pStyle w:val="ListNumber"/>
       </w:pPr>
       <w:r>
-        <w:t>Please confirm: Any additional participants or observers</w:t>
-      </w:r>
-    </w:p>
-    <w:p>
-      <w:pPr>
-        <w:pStyle w:val="ListNumber"/>
-      </w:pPr>
-      <w:r>
-        <w:t>Please confirm: Agenda items discussed before decisions</w:t>
-      </w:r>
-    </w:p>
-    <w:p>
-      <w:pPr>
-        <w:pStyle w:val="Heading1"/>
-      </w:pPr>
-      <w:r>
-        <w:t>Executive Summary</w:t>
-      </w:r>
-    </w:p>
-    <w:p>
-      <w:r>
-        <w:t>The Q3 Product Review meeting documented the current product status, confirmed the launch schedule, and identified next steps to ensure cross‑functional alignment. Key decisions include launching the mobile app on 15 Nov 2026 and postponing the analytics dashboard to Q1 2027, with associated action items assigned to engineering and sales leads.</w:t>
-      </w:r>
-    </w:p>
-    <w:p>
-      <w:pPr>
-        <w:pStyle w:val="ListBullet"/>
-      </w:pPr>
-      <w:r>
-        <w:t>Decision 1: Mobile app launch set for 15 Nov 2026</w:t>
-      </w:r>
-    </w:p>
-    <w:p>
-      <w:pPr>
-        <w:pStyle w:val="ListBullet"/>
-      </w:pPr>
-      <w:r>
-        <w:t>Decision 2: Analytics dashboard rollout moved to Q1 2027</w:t>
-      </w:r>
-    </w:p>
-    <w:p>
-      <w:pPr>
-        <w:pStyle w:val="ListBullet"/>
-      </w:pPr>
-      <w:r>
-        <w:t>Action Item 1: Arjun to finalise payments API by 30 Oct 2026</w:t>
-      </w:r>
-    </w:p>
-    <w:p>
-      <w:pPr>
-        <w:pStyle w:val="ListBullet"/>
-      </w:pPr>
-      <w:r>
-        <w:t>Action Item 2: Neha to brief top 10 clients on launch by 5 Nov 2026</w:t>
+        <w:t>Please confirm: Agenda items discussed</w:t>
       </w:r>
     </w:p>
     <w:sectPr>
